--- a/litigation-os/matters/carrelha-v-meb-2026/12-workproduct/drafts/WP-002-opposing-counsel-and-judicial-analysis.docx
+++ b/litigation-os/matters/carrelha-v-meb-2026/12-workproduct/drafts/WP-002-opposing-counsel-and-judicial-analysis.docx
@@ -475,7 +475,31 @@
           <w:b w:val="0"/>
           <w:i w:val="0"/>
         </w:rPr>
-        <w:t>Citing a real case for a holding it does not contain is the fact pattern behind most Rule 11 citation inquiries. If either citation reached a filed pleading, it needs correcting rather than defending.</w:t>
+        <w:t>Citing a real case for a holding it does not contain is the fact pattern behind most Rule 11 citation inquiries.</w:t>
+      </w:r>
+    </w:p>
+    <w:p>
+      <w:pPr>
+        <w:ind w:firstLine="0"/>
+      </w:pPr>
+      <w:r>
+        <w:rPr>
+          <w:b w:val="0"/>
+          <w:i w:val="0"/>
+        </w:rPr>
+        <w:t>`[VERIFIED]` **Neither citation reached the pleading.** The sixteen-count amended complaint was checked directly: zero occurrences of "Racette", zero of "Fannie", zero of "REMIC", zero of "2024-91", and no void-assignment attack. Its paragraph 3 was drafted *around* `Ames`, expressly disclaiming "any theory foreclosed by Ames v. JP Morgan Chase Bank, N.A., 298 Ga. 732, 738-41 &amp; nn.7-8". The drafter of the pleading did not follow the QuickRef's advice, and the Rule 11 exposure recorded before that check was run is materially lower than it looked.</w:t>
+      </w:r>
+    </w:p>
+    <w:p>
+      <w:pPr>
+        <w:ind w:firstLine="0"/>
+      </w:pPr>
+      <w:r>
+        <w:rPr>
+          <w:b w:val="0"/>
+          <w:i w:val="0"/>
+        </w:rPr>
+        <w:t>`[VERIFIED]` **One narrower clause survives.** Paragraph 3 says the theories "fall within the carveouts recognized in *Ames* **or** attack the enforceability of the underlying obligation independent of any assignment." The second branch is sound and is what Counts IX and X do. The first is the same misreading, more cautiously stated. The fix is to delete nine words, not to rewrite the paragraph.</w:t>
       </w:r>
     </w:p>
     <w:p>
@@ -547,7 +571,67 @@
           <w:b w:val="0"/>
           <w:i w:val="0"/>
         </w:rPr>
-        <w:t>`[VERIFIED]` **The § 44-14-162(b) theory faces authority *Ames* itself cites.** *Ames* describes *Haynes v. McCalla Raymer, LLC*, 793 F.3d 1246, 1252–53 (11th Cir. 2015), as "holding that debtors lacked standing to challenge an assignment using OCGA § 44-14-162(b) on the ground that the assignment was not properly attested." *Haynes* has not been read and must be, before that count is pleaded or abandoned. *Ames* also cites *Duke Galish, LLC v. Southcrest Bank*, 314 Ga. App. 801, 803 (2012), "leaving open the question of whether a failure to comply with OCGA § 44-14-162(b) rendered the sale void or voidable" — but that open question is about the **sale**, not about standing to attack an assignment, and the two must not be run together.</w:t>
+        <w:t>`[VERIFIED]` ***Haynes* forecloses the § 44-14-162(b) theory twice over, and opens a different door.** It has now been read in full.</w:t>
+      </w:r>
+    </w:p>
+    <w:p>
+      <w:pPr>
+        <w:ind w:firstLine="0"/>
+      </w:pPr>
+      <w:r>
+        <w:rPr>
+          <w:b w:val="0"/>
+          <w:i w:val="0"/>
+        </w:rPr>
+        <w:t>At 1253: "Georgia law is clear that borrowers do not have standing to attack a forged assignment of their security deed … we see no reason that the patent defect in attestation at issue here would provide them with standing to challenge an otherwise effective, if not properly recordable, assignment."</w:t>
+      </w:r>
+    </w:p>
+    <w:p>
+      <w:pPr>
+        <w:ind w:firstLine="0"/>
+      </w:pPr>
+      <w:r>
+        <w:rPr>
+          <w:b w:val="0"/>
+          <w:i w:val="0"/>
+        </w:rPr>
+        <w:t>At 1252, a second and independent bar: § 44-14-162(b) "provides only that '[t]he security instrument … shall be **filed** prior to the time of sale,'" and "says nothing of when (or even if) the deed must actually be **recorded**." A theory premised on a defect in the *recorded* chain misreads what the statute requires.</w:t>
+      </w:r>
+    </w:p>
+    <w:p>
+      <w:pPr>
+        <w:ind w:firstLine="0"/>
+      </w:pPr>
+      <w:r>
+        <w:rPr>
+          <w:b w:val="0"/>
+          <w:i w:val="0"/>
+        </w:rPr>
+        <w:t>But the *Haynes* court reached the plaintiffs' **§ 44-14-162.2** notice claim on the merits, not on standing — and rejected it on **causation**: "The Haynes have failed to show any disputed issue of material fact indicating that their 'confusion,' rather than the missed payments, led to the foreclosure." Only substantial compliance is required, satisfied where the party named in the notice "was authorized to convey communications to the party that retains full authority to modify the loan."</w:t>
+      </w:r>
+    </w:p>
+    <w:p>
+      <w:pPr>
+        <w:ind w:firstLine="0"/>
+      </w:pPr>
+      <w:r>
+        <w:rPr>
+          <w:b w:val="0"/>
+          <w:i w:val="0"/>
+        </w:rPr>
+        <w:t>`[INFERENCE]` That is a second theory riding on the same documents as the *Racette* theory, and it fits this record's shape: two records naming different owners, and a loss-mitigation narrative. Both need the foreclosure notices. Neither depends on who owns the note. And *Haynes* states in advance what would defeat the second one — the defect, not the default, must have caused the harm.</w:t>
+      </w:r>
+    </w:p>
+    <w:p>
+      <w:pPr>
+        <w:ind w:firstLine="0"/>
+      </w:pPr>
+      <w:r>
+        <w:rPr>
+          <w:b w:val="0"/>
+          <w:i w:val="0"/>
+        </w:rPr>
+        <w:t>*Ames* also cites *Duke Galish, LLC v. Southcrest Bank*, 314 Ga. App. 801, 803 (2012), "leaving open the question of whether a failure to comply with OCGA § 44-14-162(b) rendered the sale void or voidable" — but that open question is about the **sale**, not about standing to attack an assignment, and the two must not be run together.</w:t>
       </w:r>
     </w:p>
     <w:p>
@@ -752,6 +836,126 @@
           <w:i w:val="0"/>
         </w:rPr>
         <w:t>`[INFERENCE]` Her referral docket carries a heavy volume of consumer-reporting matters. A pleading organised the way an FCRA or RESPA complaint is organised — each communication categorised, each statutory subsection identified, each item of damage particularised — is in a form she reads constantly.</w:t>
+      </w:r>
+    </w:p>
+    <w:p>
+      <w:pPr>
+        <w:spacing w:line="240" w:lineRule="auto"/>
+      </w:pPr>
+      <w:r>
+        <w:rPr>
+          <w:b/>
+          <w:i w:val="0"/>
+        </w:rPr>
+        <w:t>THE PROCEDURAL PICTURE, NOW THAT THE STANDING ORDER HAS BEEN READ</w:t>
+      </w:r>
+    </w:p>
+    <w:p>
+      <w:pPr>
+        <w:ind w:firstLine="0"/>
+      </w:pPr>
+      <w:r>
+        <w:rPr>
+          <w:b w:val="0"/>
+          <w:i w:val="0"/>
+        </w:rPr>
+        <w:t>`[VERIFIED]` Standing Order No. 18-01, filed February 12, 2018 and signed by Chief Judge Thrash, has been retrieved and read. It was previously known here only from a recital in Doc. 34. Three things follow.</w:t>
+      </w:r>
+    </w:p>
+    <w:p>
+      <w:pPr>
+        <w:ind w:firstLine="0"/>
+      </w:pPr>
+      <w:r>
+        <w:rPr>
+          <w:b w:val="0"/>
+          <w:i w:val="0"/>
+        </w:rPr>
+        <w:t>**This case is referred three times over.** It falls independently within paragraph 1 (RESPA), paragraph 2 (FDCPA) and paragraph 3, which covers "[a]ll cases … that contain a claim of, or a challenge to, an allegedly wrongful or attempted wrongful residential real property foreclosure." Removing a count would not remove the referral.</w:t>
+      </w:r>
+    </w:p>
+    <w:p>
+      <w:pPr>
+        <w:ind w:firstLine="0"/>
+      </w:pPr>
+      <w:r>
+        <w:rPr>
+          <w:b w:val="0"/>
+          <w:i w:val="0"/>
+        </w:rPr>
+        <w:t>**The referral is the Clerk's, not the judge's.** "The Clerk shall automatically assign the above categories of cases to a District Judge and refer them to a Magistrate Judge." Nothing about this referral is a signal about this case.</w:t>
+      </w:r>
+    </w:p>
+    <w:p>
+      <w:pPr>
+        <w:ind w:firstLine="0"/>
+      </w:pPr>
+      <w:r>
+        <w:rPr>
+          <w:b w:val="0"/>
+          <w:i w:val="0"/>
+        </w:rPr>
+        <w:t>**There is a lever nobody has considered.** The same paragraph continues: "The District Judge may, at any time, withdraw the reference to the Magistrate Judge." `[INFERENCE]` It is recorded as available, not as recommended — it is rarely granted, and asking badly costs standing with both judges at once.</w:t>
+      </w:r>
+    </w:p>
+    <w:p>
+      <w:pPr>
+        <w:ind w:firstLine="0"/>
+      </w:pPr>
+      <w:r>
+        <w:rPr>
+          <w:b w:val="0"/>
+          <w:i w:val="0"/>
+        </w:rPr>
+        <w:t>The more immediately useful half is the **review standard**. The magistrate acts "to the full extent allowed by 28 U.S.C. § 636(b)(1)(A) and (B)." Doc. 35 was a non-dispositive order under (b)(1)(A), reviewable for clear error. A recommendation to dismiss would be a report and recommendation under (b)(1)(B), carrying fourteen days to object and **de novo** review by Judge Story. A dismissal recommendation is not the end of the matter, and should not be described to the client as though it were.</w:t>
+      </w:r>
+    </w:p>
+    <w:p>
+      <w:pPr>
+        <w:spacing w:line="240" w:lineRule="auto"/>
+      </w:pPr>
+      <w:r>
+        <w:rPr>
+          <w:b/>
+          <w:i w:val="0"/>
+        </w:rPr>
+        <w:t>THE LIMITATIONS PICTURE, NOW THAT THE STATUTE HAS BEEN READ</w:t>
+      </w:r>
+    </w:p>
+    <w:p>
+      <w:pPr>
+        <w:ind w:firstLine="0"/>
+      </w:pPr>
+      <w:r>
+        <w:rPr>
+          <w:b w:val="0"/>
+          <w:i w:val="0"/>
+        </w:rPr>
+        <w:t>`[VERIFIED]` 15 U.S.C. § 1692k(d): an action must be brought "within one year from the date on which the violation occurs." An occurrence rule, not a discovery rule. Each discrete violation starts its own clock.</w:t>
+      </w:r>
+    </w:p>
+    <w:p>
+      <w:pPr>
+        <w:ind w:firstLine="0"/>
+      </w:pPr>
+      <w:r>
+        <w:rPr>
+          <w:b w:val="0"/>
+          <w:i w:val="0"/>
+        </w:rPr>
+        <w:t>`[VERIFIED]` Rule 15(c)(1)(B) allows relation back where the amendment "asserts a claim or defense that arose out of the conduct, transaction, or occurrence set out — or attempted to be set out — in the original pleading."</w:t>
+      </w:r>
+    </w:p>
+    <w:p>
+      <w:pPr>
+        <w:ind w:firstLine="0"/>
+      </w:pPr>
+      <w:r>
+        <w:rPr>
+          <w:b w:val="0"/>
+          <w:i w:val="0"/>
+        </w:rPr>
+        <w:t>`[INFERENCE]` The limitations analysis therefore runs from the **original state-court filing date in 26CV-0387-1**, not from the date of any amendment. `[UNRESOLVED]` That date appears nowhere in the record available here, and it is the date the whole analysis turns on. The 2023 reinstatement and reversal conduct is very likely outside the window; the 2025–2026 fee disbursements are very likely inside it.</w:t>
       </w:r>
     </w:p>
     <w:p>
